--- a/public/fun/forms/이력서_UI·UX디자이너_6_NCS형.docx
+++ b/public/fun/forms/이력서_UI·UX디자이너_6_NCS형.docx
@@ -351,6 +351,234 @@
         <w:t xml:space="preserve">   직무와 관련된 경력·경험을 최근순으로</w:t>
       </w:r>
     </w:p>
+    <w:p>
+      <w:pPr>
+        <w:keepNext/>
+        <w:spacing w:before="100" w:after="40"/>
+        <w:jc w:val="left"/>
+      </w:pPr>
+      <w:r>
+        <w:rPr>
+          <w:b/>
+          <w:color w:val="59437F"/>
+          <w:sz w:val="19"/>
+        </w:rPr>
+        <w:t>경력 · 학력 · 수상</w:t>
+      </w:r>
+    </w:p>
+    <w:tbl>
+      <w:tblPr>
+        <w:tblW w:w="10410" w:type="dxa"/>
+        <w:jc w:val="left"/>
+        <w:tblBorders>
+          <w:top w:val="single" w:sz="4" w:space="0" w:color="CAC3D5"/>
+          <w:left w:val="single" w:sz="4" w:space="0" w:color="CAC3D5"/>
+          <w:bottom w:val="single" w:sz="4" w:space="0" w:color="CAC3D5"/>
+          <w:right w:val="single" w:sz="4" w:space="0" w:color="CAC3D5"/>
+          <w:insideH w:val="single" w:sz="4" w:space="0" w:color="CAC3D5"/>
+          <w:insideV w:val="single" w:sz="4" w:space="0" w:color="CAC3D5"/>
+        </w:tblBorders>
+        <w:tblLayout w:type="fixed"/>
+        <w:tblCellMar>
+          <w:top w:w="40" w:type="dxa"/>
+          <w:left w:w="80" w:type="dxa"/>
+          <w:bottom w:w="40" w:type="dxa"/>
+          <w:right w:w="80" w:type="dxa"/>
+        </w:tblCellMar>
+        <w:tblLook w:firstColumn="1" w:firstRow="1" w:lastColumn="0" w:lastRow="0" w:noHBand="0" w:noVBand="1" w:val="04A0"/>
+      </w:tblPr>
+      <w:tblGrid>
+        <w:gridCol w:w="2085"/>
+        <w:gridCol w:w="4170"/>
+        <w:gridCol w:w="4155"/>
+      </w:tblGrid>
+      <w:tr>
+        <w:trPr>
+          <w:trHeight w:val="420" w:hRule="atLeast"/>
+          <w:cantSplit/>
+        </w:trPr>
+        <w:tc>
+          <w:tcPr>
+            <w:tcW w:type="dxa" w:w="2085"/>
+            <w:shd w:val="clear" w:color="auto" w:fill="F3F1F6"/>
+            <w:vAlign w:val="center"/>
+          </w:tcPr>
+          <w:p>
+            <w:pPr>
+              <w:spacing w:before="0" w:after="0"/>
+              <w:jc w:val="center"/>
+            </w:pPr>
+            <w:r>
+              <w:rPr>
+                <w:b/>
+                <w:color w:val="33244C"/>
+                <w:sz w:val="19"/>
+              </w:rPr>
+              <w:t>기 간</w:t>
+            </w:r>
+          </w:p>
+        </w:tc>
+        <w:tc>
+          <w:tcPr>
+            <w:tcW w:type="dxa" w:w="4170"/>
+            <w:shd w:val="clear" w:color="auto" w:fill="F3F1F6"/>
+            <w:vAlign w:val="center"/>
+          </w:tcPr>
+          <w:p>
+            <w:pPr>
+              <w:spacing w:before="0" w:after="0"/>
+              <w:jc w:val="center"/>
+            </w:pPr>
+            <w:r>
+              <w:rPr>
+                <w:b/>
+                <w:color w:val="33244C"/>
+                <w:sz w:val="19"/>
+              </w:rPr>
+              <w:t>학교 / 기관</w:t>
+            </w:r>
+          </w:p>
+        </w:tc>
+        <w:tc>
+          <w:tcPr>
+            <w:tcW w:type="dxa" w:w="4155"/>
+            <w:shd w:val="clear" w:color="auto" w:fill="F3F1F6"/>
+            <w:vAlign w:val="center"/>
+          </w:tcPr>
+          <w:p>
+            <w:pPr>
+              <w:spacing w:before="0" w:after="0"/>
+              <w:jc w:val="center"/>
+            </w:pPr>
+            <w:r>
+              <w:rPr>
+                <w:b/>
+                <w:color w:val="33244C"/>
+                <w:sz w:val="19"/>
+              </w:rPr>
+              <w:t>내 용</w:t>
+            </w:r>
+          </w:p>
+        </w:tc>
+      </w:tr>
+      <w:tr>
+        <w:trPr>
+          <w:trHeight w:val="465" w:hRule="atLeast"/>
+          <w:cantSplit/>
+        </w:trPr>
+        <w:tc>
+          <w:tcPr>
+            <w:tcW w:type="dxa" w:w="2085"/>
+            <w:vAlign w:val="center"/>
+          </w:tcPr>
+          <w:p>
+            <w:pPr>
+              <w:spacing w:before="0" w:after="0"/>
+              <w:jc w:val="left"/>
+            </w:pPr>
+            <w:r>
+              <w:rPr>
+                <w:color w:val="A9B0B8"/>
+                <w:sz w:val="16"/>
+              </w:rPr>
+              <w:t>예) 2022.03 ~ 2024.02</w:t>
+            </w:r>
+          </w:p>
+        </w:tc>
+        <w:tc>
+          <w:tcPr>
+            <w:tcW w:type="dxa" w:w="4170"/>
+            <w:vAlign w:val="center"/>
+          </w:tcPr>
+          <w:p>
+            <w:pPr>
+              <w:spacing w:before="0" w:after="0"/>
+              <w:jc w:val="left"/>
+            </w:pPr>
+            <w:r>
+              <w:rPr>
+                <w:color w:val="A9B0B8"/>
+                <w:sz w:val="16"/>
+              </w:rPr>
+              <w:t>○○대학교 (졸업)</w:t>
+            </w:r>
+          </w:p>
+        </w:tc>
+        <w:tc>
+          <w:tcPr>
+            <w:tcW w:type="dxa" w:w="4155"/>
+            <w:vAlign w:val="center"/>
+          </w:tcPr>
+          <w:p>
+            <w:pPr>
+              <w:spacing w:before="0" w:after="0"/>
+              <w:jc w:val="left"/>
+            </w:pPr>
+            <w:r>
+              <w:rPr>
+                <w:color w:val="A9B0B8"/>
+                <w:sz w:val="16"/>
+              </w:rPr>
+              <w:t>배운 점 · 활동 내용</w:t>
+            </w:r>
+          </w:p>
+        </w:tc>
+      </w:tr>
+      <w:tr>
+        <w:trPr>
+          <w:trHeight w:val="465" w:hRule="atLeast"/>
+          <w:cantSplit/>
+        </w:trPr>
+        <w:tc>
+          <w:tcPr>
+            <w:tcW w:type="dxa" w:w="2085"/>
+            <w:vAlign w:val="center"/>
+          </w:tcPr>
+          <w:p/>
+        </w:tc>
+        <w:tc>
+          <w:tcPr>
+            <w:tcW w:type="dxa" w:w="4170"/>
+            <w:vAlign w:val="center"/>
+          </w:tcPr>
+          <w:p/>
+        </w:tc>
+        <w:tc>
+          <w:tcPr>
+            <w:tcW w:type="dxa" w:w="4155"/>
+            <w:vAlign w:val="center"/>
+          </w:tcPr>
+          <w:p/>
+        </w:tc>
+      </w:tr>
+      <w:tr>
+        <w:trPr>
+          <w:trHeight w:val="465" w:hRule="atLeast"/>
+          <w:cantSplit/>
+        </w:trPr>
+        <w:tc>
+          <w:tcPr>
+            <w:tcW w:type="dxa" w:w="2085"/>
+            <w:vAlign w:val="center"/>
+          </w:tcPr>
+          <w:p/>
+        </w:tc>
+        <w:tc>
+          <w:tcPr>
+            <w:tcW w:type="dxa" w:w="4170"/>
+            <w:vAlign w:val="center"/>
+          </w:tcPr>
+          <w:p/>
+        </w:tc>
+        <w:tc>
+          <w:tcPr>
+            <w:tcW w:type="dxa" w:w="4155"/>
+            <w:vAlign w:val="center"/>
+          </w:tcPr>
+          <w:p/>
+        </w:tc>
+      </w:tr>
+    </w:tbl>
     <w:p>
       <w:pPr>
         <w:keepNext/>
@@ -1135,198 +1363,6 @@
         <w:tc>
           <w:tcPr>
             <w:tcW w:type="dxa" w:w="3480"/>
-            <w:vAlign w:val="center"/>
-          </w:tcPr>
-          <w:p/>
-        </w:tc>
-      </w:tr>
-    </w:tbl>
-    <w:p>
-      <w:pPr>
-        <w:keepNext/>
-        <w:spacing w:before="100" w:after="40"/>
-        <w:jc w:val="left"/>
-      </w:pPr>
-      <w:r>
-        <w:rPr>
-          <w:b/>
-          <w:color w:val="59437F"/>
-          <w:sz w:val="19"/>
-        </w:rPr>
-        <w:t>경력 · 학력 · 수상</w:t>
-      </w:r>
-    </w:p>
-    <w:tbl>
-      <w:tblPr>
-        <w:tblW w:w="10410" w:type="dxa"/>
-        <w:jc w:val="left"/>
-        <w:tblBorders>
-          <w:top w:val="single" w:sz="4" w:space="0" w:color="CAC3D5"/>
-          <w:left w:val="single" w:sz="4" w:space="0" w:color="CAC3D5"/>
-          <w:bottom w:val="single" w:sz="4" w:space="0" w:color="CAC3D5"/>
-          <w:right w:val="single" w:sz="4" w:space="0" w:color="CAC3D5"/>
-          <w:insideH w:val="single" w:sz="4" w:space="0" w:color="CAC3D5"/>
-          <w:insideV w:val="single" w:sz="4" w:space="0" w:color="CAC3D5"/>
-        </w:tblBorders>
-        <w:tblLayout w:type="fixed"/>
-        <w:tblCellMar>
-          <w:top w:w="40" w:type="dxa"/>
-          <w:left w:w="80" w:type="dxa"/>
-          <w:bottom w:w="40" w:type="dxa"/>
-          <w:right w:w="80" w:type="dxa"/>
-        </w:tblCellMar>
-        <w:tblLook w:firstColumn="1" w:firstRow="1" w:lastColumn="0" w:lastRow="0" w:noHBand="0" w:noVBand="1" w:val="04A0"/>
-      </w:tblPr>
-      <w:tblGrid>
-        <w:gridCol w:w="2085"/>
-        <w:gridCol w:w="4170"/>
-        <w:gridCol w:w="4155"/>
-      </w:tblGrid>
-      <w:tr>
-        <w:trPr>
-          <w:trHeight w:val="420" w:hRule="atLeast"/>
-          <w:cantSplit/>
-        </w:trPr>
-        <w:tc>
-          <w:tcPr>
-            <w:tcW w:type="dxa" w:w="2085"/>
-            <w:shd w:val="clear" w:color="auto" w:fill="F3F1F6"/>
-            <w:vAlign w:val="center"/>
-          </w:tcPr>
-          <w:p>
-            <w:pPr>
-              <w:spacing w:before="0" w:after="0"/>
-              <w:jc w:val="center"/>
-            </w:pPr>
-            <w:r>
-              <w:rPr>
-                <w:b/>
-                <w:color w:val="33244C"/>
-                <w:sz w:val="19"/>
-              </w:rPr>
-              <w:t>기 간</w:t>
-            </w:r>
-          </w:p>
-        </w:tc>
-        <w:tc>
-          <w:tcPr>
-            <w:tcW w:type="dxa" w:w="4170"/>
-            <w:shd w:val="clear" w:color="auto" w:fill="F3F1F6"/>
-            <w:vAlign w:val="center"/>
-          </w:tcPr>
-          <w:p>
-            <w:pPr>
-              <w:spacing w:before="0" w:after="0"/>
-              <w:jc w:val="center"/>
-            </w:pPr>
-            <w:r>
-              <w:rPr>
-                <w:b/>
-                <w:color w:val="33244C"/>
-                <w:sz w:val="19"/>
-              </w:rPr>
-              <w:t>학교 / 기관</w:t>
-            </w:r>
-          </w:p>
-        </w:tc>
-        <w:tc>
-          <w:tcPr>
-            <w:tcW w:type="dxa" w:w="4155"/>
-            <w:shd w:val="clear" w:color="auto" w:fill="F3F1F6"/>
-            <w:vAlign w:val="center"/>
-          </w:tcPr>
-          <w:p>
-            <w:pPr>
-              <w:spacing w:before="0" w:after="0"/>
-              <w:jc w:val="center"/>
-            </w:pPr>
-            <w:r>
-              <w:rPr>
-                <w:b/>
-                <w:color w:val="33244C"/>
-                <w:sz w:val="19"/>
-              </w:rPr>
-              <w:t>내 용</w:t>
-            </w:r>
-          </w:p>
-        </w:tc>
-      </w:tr>
-      <w:tr>
-        <w:trPr>
-          <w:trHeight w:val="465" w:hRule="atLeast"/>
-          <w:cantSplit/>
-        </w:trPr>
-        <w:tc>
-          <w:tcPr>
-            <w:tcW w:type="dxa" w:w="2085"/>
-            <w:vAlign w:val="center"/>
-          </w:tcPr>
-          <w:p/>
-        </w:tc>
-        <w:tc>
-          <w:tcPr>
-            <w:tcW w:type="dxa" w:w="4170"/>
-            <w:vAlign w:val="center"/>
-          </w:tcPr>
-          <w:p/>
-        </w:tc>
-        <w:tc>
-          <w:tcPr>
-            <w:tcW w:type="dxa" w:w="4155"/>
-            <w:vAlign w:val="center"/>
-          </w:tcPr>
-          <w:p/>
-        </w:tc>
-      </w:tr>
-      <w:tr>
-        <w:trPr>
-          <w:trHeight w:val="465" w:hRule="atLeast"/>
-          <w:cantSplit/>
-        </w:trPr>
-        <w:tc>
-          <w:tcPr>
-            <w:tcW w:type="dxa" w:w="2085"/>
-            <w:vAlign w:val="center"/>
-          </w:tcPr>
-          <w:p/>
-        </w:tc>
-        <w:tc>
-          <w:tcPr>
-            <w:tcW w:type="dxa" w:w="4170"/>
-            <w:vAlign w:val="center"/>
-          </w:tcPr>
-          <w:p/>
-        </w:tc>
-        <w:tc>
-          <w:tcPr>
-            <w:tcW w:type="dxa" w:w="4155"/>
-            <w:vAlign w:val="center"/>
-          </w:tcPr>
-          <w:p/>
-        </w:tc>
-      </w:tr>
-      <w:tr>
-        <w:trPr>
-          <w:trHeight w:val="465" w:hRule="atLeast"/>
-          <w:cantSplit/>
-        </w:trPr>
-        <w:tc>
-          <w:tcPr>
-            <w:tcW w:type="dxa" w:w="2085"/>
-            <w:vAlign w:val="center"/>
-          </w:tcPr>
-          <w:p/>
-        </w:tc>
-        <w:tc>
-          <w:tcPr>
-            <w:tcW w:type="dxa" w:w="4170"/>
-            <w:vAlign w:val="center"/>
-          </w:tcPr>
-          <w:p/>
-        </w:tc>
-        <w:tc>
-          <w:tcPr>
-            <w:tcW w:type="dxa" w:w="4155"/>
             <w:vAlign w:val="center"/>
           </w:tcPr>
           <w:p/>

--- a/public/fun/forms/이력서_UI·UX디자이너_6_NCS형.docx
+++ b/public/fun/forms/이력서_UI·UX디자이너_6_NCS형.docx
@@ -108,10 +108,10 @@
         <w:tblLook w:firstColumn="1" w:firstRow="1" w:lastColumn="0" w:lastRow="0" w:noHBand="0" w:noVBand="1" w:val="04A0"/>
       </w:tblPr>
       <w:tblGrid>
-        <w:gridCol w:w="1200"/>
+        <w:gridCol w:w="1305"/>
         <w:gridCol w:w="3975"/>
-        <w:gridCol w:w="1200"/>
-        <w:gridCol w:w="4035"/>
+        <w:gridCol w:w="1305"/>
+        <w:gridCol w:w="3825"/>
       </w:tblGrid>
       <w:tr>
         <w:trPr>
@@ -120,7 +120,7 @@
         </w:trPr>
         <w:tc>
           <w:tcPr>
-            <w:tcW w:type="dxa" w:w="1200"/>
+            <w:tcW w:type="dxa" w:w="1305"/>
             <w:shd w:val="clear" w:color="auto" w:fill="F3F1F6"/>
             <w:vAlign w:val="center"/>
           </w:tcPr>
@@ -148,7 +148,7 @@
         </w:tc>
         <w:tc>
           <w:tcPr>
-            <w:tcW w:type="dxa" w:w="1200"/>
+            <w:tcW w:type="dxa" w:w="1305"/>
             <w:shd w:val="clear" w:color="auto" w:fill="F3F1F6"/>
             <w:vAlign w:val="center"/>
           </w:tcPr>
@@ -169,7 +169,7 @@
         </w:tc>
         <w:tc>
           <w:tcPr>
-            <w:tcW w:type="dxa" w:w="4035"/>
+            <w:tcW w:type="dxa" w:w="3825"/>
             <w:vAlign w:val="center"/>
           </w:tcPr>
           <w:p/>
@@ -182,7 +182,7 @@
         </w:trPr>
         <w:tc>
           <w:tcPr>
-            <w:tcW w:type="dxa" w:w="1200"/>
+            <w:tcW w:type="dxa" w:w="1305"/>
             <w:shd w:val="clear" w:color="auto" w:fill="F3F1F6"/>
             <w:vAlign w:val="center"/>
           </w:tcPr>
@@ -210,7 +210,7 @@
         </w:tc>
         <w:tc>
           <w:tcPr>
-            <w:tcW w:type="dxa" w:w="1200"/>
+            <w:tcW w:type="dxa" w:w="1305"/>
             <w:shd w:val="clear" w:color="auto" w:fill="F3F1F6"/>
             <w:vAlign w:val="center"/>
           </w:tcPr>
@@ -231,7 +231,7 @@
         </w:tc>
         <w:tc>
           <w:tcPr>
-            <w:tcW w:type="dxa" w:w="4035"/>
+            <w:tcW w:type="dxa" w:w="3825"/>
             <w:vAlign w:val="center"/>
           </w:tcPr>
           <w:p/>
@@ -244,7 +244,7 @@
         </w:trPr>
         <w:tc>
           <w:tcPr>
-            <w:tcW w:type="dxa" w:w="1200"/>
+            <w:tcW w:type="dxa" w:w="1305"/>
             <w:shd w:val="clear" w:color="auto" w:fill="F3F1F6"/>
             <w:vAlign w:val="center"/>
           </w:tcPr>
@@ -265,7 +265,7 @@
         </w:tc>
         <w:tc>
           <w:tcPr>
-            <w:tcW w:type="dxa" w:w="9210"/>
+            <w:tcW w:type="dxa" w:w="9105"/>
             <w:gridSpan w:val="3"/>
             <w:vAlign w:val="center"/>
           </w:tcPr>
@@ -844,10 +844,10 @@
         <w:tblLook w:firstColumn="1" w:firstRow="1" w:lastColumn="0" w:lastRow="0" w:noHBand="0" w:noVBand="1" w:val="04A0"/>
       </w:tblPr>
       <w:tblGrid>
-        <w:gridCol w:w="1380"/>
-        <w:gridCol w:w="3825"/>
-        <w:gridCol w:w="1380"/>
-        <w:gridCol w:w="3825"/>
+        <w:gridCol w:w="1860"/>
+        <w:gridCol w:w="3345"/>
+        <w:gridCol w:w="1860"/>
+        <w:gridCol w:w="3345"/>
       </w:tblGrid>
       <w:tr>
         <w:trPr>
@@ -856,7 +856,7 @@
         </w:trPr>
         <w:tc>
           <w:tcPr>
-            <w:tcW w:type="dxa" w:w="1380"/>
+            <w:tcW w:type="dxa" w:w="1860"/>
             <w:shd w:val="clear" w:color="auto" w:fill="F3F1F6"/>
             <w:vAlign w:val="center"/>
           </w:tcPr>
@@ -877,14 +877,14 @@
         </w:tc>
         <w:tc>
           <w:tcPr>
-            <w:tcW w:type="dxa" w:w="3825"/>
+            <w:tcW w:type="dxa" w:w="3345"/>
             <w:vAlign w:val="center"/>
           </w:tcPr>
           <w:p/>
         </w:tc>
         <w:tc>
           <w:tcPr>
-            <w:tcW w:type="dxa" w:w="1380"/>
+            <w:tcW w:type="dxa" w:w="1860"/>
             <w:shd w:val="clear" w:color="auto" w:fill="F3F1F6"/>
             <w:vAlign w:val="center"/>
           </w:tcPr>
@@ -905,7 +905,7 @@
         </w:tc>
         <w:tc>
           <w:tcPr>
-            <w:tcW w:type="dxa" w:w="3825"/>
+            <w:tcW w:type="dxa" w:w="3345"/>
             <w:vAlign w:val="center"/>
           </w:tcPr>
           <w:p/>
@@ -918,7 +918,7 @@
         </w:trPr>
         <w:tc>
           <w:tcPr>
-            <w:tcW w:type="dxa" w:w="1380"/>
+            <w:tcW w:type="dxa" w:w="1860"/>
             <w:shd w:val="clear" w:color="auto" w:fill="F3F1F6"/>
             <w:vAlign w:val="center"/>
           </w:tcPr>
@@ -939,14 +939,14 @@
         </w:tc>
         <w:tc>
           <w:tcPr>
-            <w:tcW w:type="dxa" w:w="3825"/>
+            <w:tcW w:type="dxa" w:w="3345"/>
             <w:vAlign w:val="center"/>
           </w:tcPr>
           <w:p/>
         </w:tc>
         <w:tc>
           <w:tcPr>
-            <w:tcW w:type="dxa" w:w="1380"/>
+            <w:tcW w:type="dxa" w:w="1860"/>
             <w:shd w:val="clear" w:color="auto" w:fill="F3F1F6"/>
             <w:vAlign w:val="center"/>
           </w:tcPr>
@@ -967,7 +967,7 @@
         </w:tc>
         <w:tc>
           <w:tcPr>
-            <w:tcW w:type="dxa" w:w="3825"/>
+            <w:tcW w:type="dxa" w:w="3345"/>
             <w:vAlign w:val="center"/>
           </w:tcPr>
           <w:p/>
@@ -980,7 +980,7 @@
         </w:trPr>
         <w:tc>
           <w:tcPr>
-            <w:tcW w:type="dxa" w:w="1380"/>
+            <w:tcW w:type="dxa" w:w="1860"/>
             <w:shd w:val="clear" w:color="auto" w:fill="F3F1F6"/>
             <w:vAlign w:val="center"/>
           </w:tcPr>
@@ -995,13 +995,15 @@
                 <w:color w:val="33244C"/>
                 <w:sz w:val="19"/>
               </w:rPr>
-              <w:t>문제 → 과정 → 결과</w:t>
+              <w:t>문제 → 과정 →</w:t>
+              <w:br/>
+              <w:t>결과</w:t>
             </w:r>
           </w:p>
         </w:tc>
         <w:tc>
           <w:tcPr>
-            <w:tcW w:type="dxa" w:w="9030"/>
+            <w:tcW w:type="dxa" w:w="8550"/>
             <w:gridSpan w:val="3"/>
           </w:tcPr>
           <w:p/>
@@ -1035,10 +1037,10 @@
         <w:tblLook w:firstColumn="1" w:firstRow="1" w:lastColumn="0" w:lastRow="0" w:noHBand="0" w:noVBand="1" w:val="04A0"/>
       </w:tblPr>
       <w:tblGrid>
-        <w:gridCol w:w="1380"/>
-        <w:gridCol w:w="3825"/>
-        <w:gridCol w:w="1380"/>
-        <w:gridCol w:w="3825"/>
+        <w:gridCol w:w="1860"/>
+        <w:gridCol w:w="3345"/>
+        <w:gridCol w:w="1860"/>
+        <w:gridCol w:w="3345"/>
       </w:tblGrid>
       <w:tr>
         <w:trPr>
@@ -1047,7 +1049,7 @@
         </w:trPr>
         <w:tc>
           <w:tcPr>
-            <w:tcW w:type="dxa" w:w="1380"/>
+            <w:tcW w:type="dxa" w:w="1860"/>
             <w:shd w:val="clear" w:color="auto" w:fill="F3F1F6"/>
             <w:vAlign w:val="center"/>
           </w:tcPr>
@@ -1068,14 +1070,14 @@
         </w:tc>
         <w:tc>
           <w:tcPr>
-            <w:tcW w:type="dxa" w:w="3825"/>
+            <w:tcW w:type="dxa" w:w="3345"/>
             <w:vAlign w:val="center"/>
           </w:tcPr>
           <w:p/>
         </w:tc>
         <w:tc>
           <w:tcPr>
-            <w:tcW w:type="dxa" w:w="1380"/>
+            <w:tcW w:type="dxa" w:w="1860"/>
             <w:shd w:val="clear" w:color="auto" w:fill="F3F1F6"/>
             <w:vAlign w:val="center"/>
           </w:tcPr>
@@ -1096,7 +1098,7 @@
         </w:tc>
         <w:tc>
           <w:tcPr>
-            <w:tcW w:type="dxa" w:w="3825"/>
+            <w:tcW w:type="dxa" w:w="3345"/>
             <w:vAlign w:val="center"/>
           </w:tcPr>
           <w:p/>
@@ -1109,7 +1111,7 @@
         </w:trPr>
         <w:tc>
           <w:tcPr>
-            <w:tcW w:type="dxa" w:w="1380"/>
+            <w:tcW w:type="dxa" w:w="1860"/>
             <w:shd w:val="clear" w:color="auto" w:fill="F3F1F6"/>
             <w:vAlign w:val="center"/>
           </w:tcPr>
@@ -1130,14 +1132,14 @@
         </w:tc>
         <w:tc>
           <w:tcPr>
-            <w:tcW w:type="dxa" w:w="3825"/>
+            <w:tcW w:type="dxa" w:w="3345"/>
             <w:vAlign w:val="center"/>
           </w:tcPr>
           <w:p/>
         </w:tc>
         <w:tc>
           <w:tcPr>
-            <w:tcW w:type="dxa" w:w="1380"/>
+            <w:tcW w:type="dxa" w:w="1860"/>
             <w:shd w:val="clear" w:color="auto" w:fill="F3F1F6"/>
             <w:vAlign w:val="center"/>
           </w:tcPr>
@@ -1158,7 +1160,7 @@
         </w:tc>
         <w:tc>
           <w:tcPr>
-            <w:tcW w:type="dxa" w:w="3825"/>
+            <w:tcW w:type="dxa" w:w="3345"/>
             <w:vAlign w:val="center"/>
           </w:tcPr>
           <w:p/>
@@ -1171,7 +1173,7 @@
         </w:trPr>
         <w:tc>
           <w:tcPr>
-            <w:tcW w:type="dxa" w:w="1380"/>
+            <w:tcW w:type="dxa" w:w="1860"/>
             <w:shd w:val="clear" w:color="auto" w:fill="F3F1F6"/>
             <w:vAlign w:val="center"/>
           </w:tcPr>
@@ -1186,13 +1188,15 @@
                 <w:color w:val="33244C"/>
                 <w:sz w:val="19"/>
               </w:rPr>
-              <w:t>문제 → 과정 → 결과</w:t>
+              <w:t>문제 → 과정 →</w:t>
+              <w:br/>
+              <w:t>결과</w:t>
             </w:r>
           </w:p>
         </w:tc>
         <w:tc>
           <w:tcPr>
-            <w:tcW w:type="dxa" w:w="9030"/>
+            <w:tcW w:type="dxa" w:w="8550"/>
             <w:gridSpan w:val="3"/>
           </w:tcPr>
           <w:p/>
@@ -1417,10 +1421,10 @@
         <w:tblLook w:firstColumn="1" w:firstRow="1" w:lastColumn="0" w:lastRow="0" w:noHBand="0" w:noVBand="1" w:val="04A0"/>
       </w:tblPr>
       <w:tblGrid>
-        <w:gridCol w:w="1380"/>
-        <w:gridCol w:w="3825"/>
-        <w:gridCol w:w="1380"/>
-        <w:gridCol w:w="3825"/>
+        <w:gridCol w:w="1545"/>
+        <w:gridCol w:w="3660"/>
+        <w:gridCol w:w="1545"/>
+        <w:gridCol w:w="3660"/>
       </w:tblGrid>
       <w:tr>
         <w:trPr>
@@ -1429,7 +1433,7 @@
         </w:trPr>
         <w:tc>
           <w:tcPr>
-            <w:tcW w:type="dxa" w:w="1380"/>
+            <w:tcW w:type="dxa" w:w="1545"/>
             <w:shd w:val="clear" w:color="auto" w:fill="F3F1F6"/>
             <w:vAlign w:val="center"/>
           </w:tcPr>
@@ -1450,13 +1454,13 @@
         </w:tc>
         <w:tc>
           <w:tcPr>
-            <w:tcW w:type="dxa" w:w="3825"/>
+            <w:tcW w:type="dxa" w:w="3660"/>
           </w:tcPr>
           <w:p/>
         </w:tc>
         <w:tc>
           <w:tcPr>
-            <w:tcW w:type="dxa" w:w="1380"/>
+            <w:tcW w:type="dxa" w:w="1545"/>
             <w:shd w:val="clear" w:color="auto" w:fill="F3F1F6"/>
             <w:vAlign w:val="center"/>
           </w:tcPr>
@@ -1477,7 +1481,7 @@
         </w:tc>
         <w:tc>
           <w:tcPr>
-            <w:tcW w:type="dxa" w:w="3825"/>
+            <w:tcW w:type="dxa" w:w="3660"/>
           </w:tcPr>
           <w:p/>
         </w:tc>
@@ -1489,7 +1493,7 @@
         </w:trPr>
         <w:tc>
           <w:tcPr>
-            <w:tcW w:type="dxa" w:w="1380"/>
+            <w:tcW w:type="dxa" w:w="1545"/>
             <w:shd w:val="clear" w:color="auto" w:fill="F3F1F6"/>
             <w:vAlign w:val="center"/>
           </w:tcPr>
@@ -1510,13 +1514,13 @@
         </w:tc>
         <w:tc>
           <w:tcPr>
-            <w:tcW w:type="dxa" w:w="3825"/>
+            <w:tcW w:type="dxa" w:w="3660"/>
           </w:tcPr>
           <w:p/>
         </w:tc>
         <w:tc>
           <w:tcPr>
-            <w:tcW w:type="dxa" w:w="1380"/>
+            <w:tcW w:type="dxa" w:w="1545"/>
             <w:shd w:val="clear" w:color="auto" w:fill="F3F1F6"/>
             <w:vAlign w:val="center"/>
           </w:tcPr>
@@ -1531,13 +1535,15 @@
                 <w:color w:val="33244C"/>
                 <w:sz w:val="18"/>
               </w:rPr>
-              <w:t>사용 기술 · 도구</w:t>
+              <w:t>사용 기술 ·</w:t>
+              <w:br/>
+              <w:t>도구</w:t>
             </w:r>
           </w:p>
         </w:tc>
         <w:tc>
           <w:tcPr>
-            <w:tcW w:type="dxa" w:w="3825"/>
+            <w:tcW w:type="dxa" w:w="3660"/>
           </w:tcPr>
           <w:p/>
         </w:tc>
@@ -1549,7 +1555,7 @@
         </w:trPr>
         <w:tc>
           <w:tcPr>
-            <w:tcW w:type="dxa" w:w="1380"/>
+            <w:tcW w:type="dxa" w:w="1545"/>
             <w:shd w:val="clear" w:color="auto" w:fill="F3F1F6"/>
             <w:vAlign w:val="center"/>
           </w:tcPr>
@@ -1570,7 +1576,7 @@
         </w:tc>
         <w:tc>
           <w:tcPr>
-            <w:tcW w:type="dxa" w:w="9030"/>
+            <w:tcW w:type="dxa" w:w="8865"/>
             <w:gridSpan w:val="3"/>
           </w:tcPr>
           <w:p/>
@@ -1583,7 +1589,7 @@
         </w:trPr>
         <w:tc>
           <w:tcPr>
-            <w:tcW w:type="dxa" w:w="1380"/>
+            <w:tcW w:type="dxa" w:w="1545"/>
             <w:shd w:val="clear" w:color="auto" w:fill="F3F1F6"/>
             <w:vAlign w:val="center"/>
           </w:tcPr>
@@ -1604,7 +1610,7 @@
         </w:tc>
         <w:tc>
           <w:tcPr>
-            <w:tcW w:type="dxa" w:w="9030"/>
+            <w:tcW w:type="dxa" w:w="8865"/>
             <w:gridSpan w:val="3"/>
           </w:tcPr>
           <w:p/>
@@ -1638,10 +1644,10 @@
         <w:tblLook w:firstColumn="1" w:firstRow="1" w:lastColumn="0" w:lastRow="0" w:noHBand="0" w:noVBand="1" w:val="04A0"/>
       </w:tblPr>
       <w:tblGrid>
-        <w:gridCol w:w="1380"/>
-        <w:gridCol w:w="3825"/>
-        <w:gridCol w:w="1380"/>
-        <w:gridCol w:w="3825"/>
+        <w:gridCol w:w="1545"/>
+        <w:gridCol w:w="3660"/>
+        <w:gridCol w:w="1545"/>
+        <w:gridCol w:w="3660"/>
       </w:tblGrid>
       <w:tr>
         <w:trPr>
@@ -1650,7 +1656,7 @@
         </w:trPr>
         <w:tc>
           <w:tcPr>
-            <w:tcW w:type="dxa" w:w="1380"/>
+            <w:tcW w:type="dxa" w:w="1545"/>
             <w:shd w:val="clear" w:color="auto" w:fill="F3F1F6"/>
             <w:vAlign w:val="center"/>
           </w:tcPr>
@@ -1671,13 +1677,13 @@
         </w:tc>
         <w:tc>
           <w:tcPr>
-            <w:tcW w:type="dxa" w:w="3825"/>
+            <w:tcW w:type="dxa" w:w="3660"/>
           </w:tcPr>
           <w:p/>
         </w:tc>
         <w:tc>
           <w:tcPr>
-            <w:tcW w:type="dxa" w:w="1380"/>
+            <w:tcW w:type="dxa" w:w="1545"/>
             <w:shd w:val="clear" w:color="auto" w:fill="F3F1F6"/>
             <w:vAlign w:val="center"/>
           </w:tcPr>
@@ -1698,7 +1704,7 @@
         </w:tc>
         <w:tc>
           <w:tcPr>
-            <w:tcW w:type="dxa" w:w="3825"/>
+            <w:tcW w:type="dxa" w:w="3660"/>
           </w:tcPr>
           <w:p/>
         </w:tc>
@@ -1710,7 +1716,7 @@
         </w:trPr>
         <w:tc>
           <w:tcPr>
-            <w:tcW w:type="dxa" w:w="1380"/>
+            <w:tcW w:type="dxa" w:w="1545"/>
             <w:shd w:val="clear" w:color="auto" w:fill="F3F1F6"/>
             <w:vAlign w:val="center"/>
           </w:tcPr>
@@ -1731,13 +1737,13 @@
         </w:tc>
         <w:tc>
           <w:tcPr>
-            <w:tcW w:type="dxa" w:w="3825"/>
+            <w:tcW w:type="dxa" w:w="3660"/>
           </w:tcPr>
           <w:p/>
         </w:tc>
         <w:tc>
           <w:tcPr>
-            <w:tcW w:type="dxa" w:w="1380"/>
+            <w:tcW w:type="dxa" w:w="1545"/>
             <w:shd w:val="clear" w:color="auto" w:fill="F3F1F6"/>
             <w:vAlign w:val="center"/>
           </w:tcPr>
@@ -1752,13 +1758,15 @@
                 <w:color w:val="33244C"/>
                 <w:sz w:val="18"/>
               </w:rPr>
-              <w:t>사용 기술 · 도구</w:t>
+              <w:t>사용 기술 ·</w:t>
+              <w:br/>
+              <w:t>도구</w:t>
             </w:r>
           </w:p>
         </w:tc>
         <w:tc>
           <w:tcPr>
-            <w:tcW w:type="dxa" w:w="3825"/>
+            <w:tcW w:type="dxa" w:w="3660"/>
           </w:tcPr>
           <w:p/>
         </w:tc>
@@ -1770,7 +1778,7 @@
         </w:trPr>
         <w:tc>
           <w:tcPr>
-            <w:tcW w:type="dxa" w:w="1380"/>
+            <w:tcW w:type="dxa" w:w="1545"/>
             <w:shd w:val="clear" w:color="auto" w:fill="F3F1F6"/>
             <w:vAlign w:val="center"/>
           </w:tcPr>
@@ -1791,7 +1799,7 @@
         </w:tc>
         <w:tc>
           <w:tcPr>
-            <w:tcW w:type="dxa" w:w="9030"/>
+            <w:tcW w:type="dxa" w:w="8865"/>
             <w:gridSpan w:val="3"/>
           </w:tcPr>
           <w:p/>
@@ -1804,7 +1812,7 @@
         </w:trPr>
         <w:tc>
           <w:tcPr>
-            <w:tcW w:type="dxa" w:w="1380"/>
+            <w:tcW w:type="dxa" w:w="1545"/>
             <w:shd w:val="clear" w:color="auto" w:fill="F3F1F6"/>
             <w:vAlign w:val="center"/>
           </w:tcPr>
@@ -1825,7 +1833,7 @@
         </w:tc>
         <w:tc>
           <w:tcPr>
-            <w:tcW w:type="dxa" w:w="9030"/>
+            <w:tcW w:type="dxa" w:w="8865"/>
             <w:gridSpan w:val="3"/>
           </w:tcPr>
           <w:p/>

--- a/public/fun/forms/이력서_UI·UX디자이너_6_NCS형.docx
+++ b/public/fun/forms/이력서_UI·UX디자이너_6_NCS형.docx
@@ -481,7 +481,7 @@
                 <w:color w:val="A9B0B8"/>
                 <w:sz w:val="16"/>
               </w:rPr>
-              <w:t>예) 2022.03 ~ 2024.02</w:t>
+              <w:t>예) ○○○○.○○ ~ ○○○○.○○</w:t>
             </w:r>
           </w:p>
         </w:tc>
@@ -500,7 +500,7 @@
                 <w:color w:val="A9B0B8"/>
                 <w:sz w:val="16"/>
               </w:rPr>
-              <w:t>○○대학교 (졸업)</w:t>
+              <w:t>학교명 입력 (졸업)</w:t>
             </w:r>
           </w:p>
         </w:tc>
@@ -1855,7 +1855,7 @@
         <w:rPr>
           <w:sz w:val="19"/>
         </w:rPr>
-        <w:t>위 내용은 사실과 다름이 없음을 확인합니다.     20      년      월      일     작성자 :  ______________  (서명)</w:t>
+        <w:t>위 내용은 사실과 다름이 없음을 확인합니다.           년      월      일     작성자 :  ______________  (서명)</w:t>
       </w:r>
     </w:p>
     <w:p>
@@ -2121,7 +2121,7 @@
                 <w:color w:val="59437F"/>
                 <w:sz w:val="19"/>
               </w:rPr>
-              <w:t>2023.05~2023.11 · ○○ 앱 온보딩 개편 · 사용성 테스트 8명 → 가입 완료율 54% → 71%</w:t>
+              <w:t>기간 입력 · ○○ 앱 온보딩 개편 · 사용성 테스트 8명 → 가입 완료율 54% → 71%</w:t>
             </w:r>
           </w:p>
         </w:tc>
